--- a/0.산출물/6. 모의해킹보고서/유기견 성향 분석 기반 추천 서비스 구축 사업 및 정보보호 체계 강화사업_본사_모의해킹_상세_보고서_v1.00.docx
+++ b/0.산출물/6. 모의해킹보고서/유기견 성향 분석 기반 추천 서비스 구축 사업 및 정보보호 체계 강화사업_본사_모의해킹_상세_보고서_v1.00.docx
@@ -3846,7 +3846,7 @@
               <w:spacing w:after="0"/>
               <w:jc w:val="center"/>
               <w:rPr>
-                <w:rFonts w:asciiTheme="majorHAnsi" w:eastAsiaTheme="majorHAnsi" w:hAnsiTheme="majorHAnsi" w:cs="굴림" w:hint="eastAsia"/>
+                <w:rFonts w:asciiTheme="majorHAnsi" w:eastAsiaTheme="majorHAnsi" w:hAnsiTheme="majorHAnsi" w:cs="굴림"/>
                 <w:b/>
                 <w:sz w:val="24"/>
               </w:rPr>
@@ -4595,6 +4595,33 @@
     </w:p>
     <w:p>
       <w:pPr>
+        <w:pStyle w:val="-0"/>
+        <w:ind w:left="0"/>
+      </w:pPr>
+    </w:p>
+    <w:p>
+      <w:pPr>
+        <w:pStyle w:val="-0"/>
+        <w:ind w:left="0"/>
+      </w:pPr>
+    </w:p>
+    <w:p>
+      <w:pPr>
+        <w:pStyle w:val="-0"/>
+        <w:ind w:left="0"/>
+      </w:pPr>
+    </w:p>
+    <w:p>
+      <w:pPr>
+        <w:pStyle w:val="-0"/>
+        <w:ind w:left="0"/>
+        <w:rPr>
+          <w:rFonts w:hint="eastAsia"/>
+        </w:rPr>
+      </w:pPr>
+    </w:p>
+    <w:p>
+      <w:pPr>
         <w:pStyle w:val="a2"/>
       </w:pPr>
       <w:bookmarkStart w:id="3" w:name="_Toc234518149"/>
@@ -4602,6 +4629,7 @@
         <w:rPr>
           <w:rFonts w:hint="eastAsia"/>
         </w:rPr>
+        <w:lastRenderedPageBreak/>
         <w:t>1</w:t>
       </w:r>
       <w:r>
@@ -4851,7 +4879,6 @@
               <w:rPr>
                 <w:rFonts w:hint="eastAsia"/>
               </w:rPr>
-              <w:lastRenderedPageBreak/>
               <w:t>2</w:t>
             </w:r>
           </w:p>
@@ -5735,15 +5762,7 @@
               <w:rPr>
                 <w:b/>
               </w:rPr>
-              <w:t>사이</w:t>
-            </w:r>
-            <w:bookmarkStart w:id="5" w:name="_GoBack"/>
-            <w:bookmarkEnd w:id="5"/>
-            <w:r>
-              <w:rPr>
-                <w:b/>
-              </w:rPr>
-              <w:t>트</w:t>
+              <w:t>사이트</w:t>
             </w:r>
           </w:p>
         </w:tc>
@@ -5826,6 +5845,10 @@
         <w:pBdr>
           <w:top w:val="none" w:sz="2" w:space="31" w:color="000000"/>
         </w:pBdr>
+        <w:ind w:left="0"/>
+        <w:rPr>
+          <w:rFonts w:hint="eastAsia"/>
+        </w:rPr>
       </w:pPr>
     </w:p>
     <w:p>
@@ -5836,8 +5859,8 @@
           <w:numId w:val="3"/>
         </w:numPr>
       </w:pPr>
-      <w:bookmarkStart w:id="6" w:name="_Toc55044876"/>
-      <w:bookmarkStart w:id="7" w:name="_Toc234518151"/>
+      <w:bookmarkStart w:id="5" w:name="_Toc55044876"/>
+      <w:bookmarkStart w:id="6" w:name="_Toc234518151"/>
       <w:r>
         <w:rPr>
           <w:rFonts w:hint="eastAsia"/>
@@ -5850,14 +5873,14 @@
         </w:rPr>
         <w:t>결과</w:t>
       </w:r>
+      <w:bookmarkEnd w:id="5"/>
       <w:bookmarkEnd w:id="6"/>
-      <w:bookmarkEnd w:id="7"/>
     </w:p>
     <w:p>
       <w:pPr>
         <w:pStyle w:val="a2"/>
       </w:pPr>
-      <w:bookmarkStart w:id="8" w:name="_Toc234518152"/>
+      <w:bookmarkStart w:id="7" w:name="_Toc234518152"/>
       <w:r>
         <w:t xml:space="preserve">2.1. </w:t>
       </w:r>
@@ -5867,7 +5890,7 @@
         </w:rPr>
         <w:t>총평</w:t>
       </w:r>
-      <w:bookmarkEnd w:id="8"/>
+      <w:bookmarkEnd w:id="7"/>
     </w:p>
     <w:p>
       <w:pPr>
@@ -6046,7 +6069,14 @@
         <w:rPr>
           <w:rFonts w:asciiTheme="minorHAnsi" w:eastAsiaTheme="minorHAnsi" w:hint="eastAsia"/>
         </w:rPr>
-        <w:t>취약점으로는 서버 검증 우회 웹 쉘 공격 위험이 있습니다.</w:t>
+        <w:t>취약점으로는 서버 검증 우회 웹 쉘 공격 위험이 있습</w:t>
+      </w:r>
+      <w:r>
+        <w:rPr>
+          <w:rFonts w:asciiTheme="minorHAnsi" w:eastAsiaTheme="minorHAnsi" w:hint="eastAsia"/>
+        </w:rPr>
+        <w:lastRenderedPageBreak/>
+        <w:t>니다.</w:t>
       </w:r>
     </w:p>
     <w:p>
@@ -6063,15 +6093,14 @@
         </w:numPr>
         <w:ind w:firstLineChars="0"/>
       </w:pPr>
-      <w:bookmarkStart w:id="9" w:name="_Toc234518153"/>
+      <w:bookmarkStart w:id="8" w:name="_Toc234518153"/>
       <w:r>
         <w:rPr>
           <w:rFonts w:hint="eastAsia"/>
         </w:rPr>
-        <w:lastRenderedPageBreak/>
         <w:t>결과 요약</w:t>
       </w:r>
-      <w:bookmarkEnd w:id="9"/>
+      <w:bookmarkEnd w:id="8"/>
     </w:p>
     <w:tbl>
       <w:tblPr>
@@ -7653,6 +7682,63 @@
     </w:p>
     <w:p>
       <w:pPr>
+        <w:pStyle w:val="-"/>
+        <w:rPr>
+          <w:color w:val="FF0000"/>
+        </w:rPr>
+      </w:pPr>
+    </w:p>
+    <w:p>
+      <w:pPr>
+        <w:pStyle w:val="-"/>
+        <w:rPr>
+          <w:color w:val="FF0000"/>
+        </w:rPr>
+      </w:pPr>
+    </w:p>
+    <w:p>
+      <w:pPr>
+        <w:pStyle w:val="-"/>
+        <w:rPr>
+          <w:color w:val="FF0000"/>
+        </w:rPr>
+      </w:pPr>
+    </w:p>
+    <w:p>
+      <w:pPr>
+        <w:pStyle w:val="-"/>
+        <w:rPr>
+          <w:color w:val="FF0000"/>
+        </w:rPr>
+      </w:pPr>
+    </w:p>
+    <w:p>
+      <w:pPr>
+        <w:pStyle w:val="-"/>
+        <w:rPr>
+          <w:color w:val="FF0000"/>
+        </w:rPr>
+      </w:pPr>
+    </w:p>
+    <w:p>
+      <w:pPr>
+        <w:pStyle w:val="-"/>
+        <w:rPr>
+          <w:color w:val="FF0000"/>
+        </w:rPr>
+      </w:pPr>
+    </w:p>
+    <w:p>
+      <w:pPr>
+        <w:pStyle w:val="-"/>
+        <w:rPr>
+          <w:rFonts w:hint="eastAsia"/>
+          <w:color w:val="FF0000"/>
+        </w:rPr>
+      </w:pPr>
+    </w:p>
+    <w:p>
+      <w:pPr>
         <w:pStyle w:val="-0"/>
       </w:pPr>
     </w:p>
@@ -7664,23 +7750,24 @@
           <w:numId w:val="3"/>
         </w:numPr>
       </w:pPr>
-      <w:bookmarkStart w:id="10" w:name="_Toc234518154"/>
+      <w:bookmarkStart w:id="9" w:name="_Toc234518154"/>
       <w:r>
         <w:rPr>
           <w:rFonts w:hint="eastAsia"/>
         </w:rPr>
+        <w:lastRenderedPageBreak/>
         <w:t>취약점 상세 내용</w:t>
       </w:r>
-      <w:bookmarkEnd w:id="10"/>
+      <w:bookmarkEnd w:id="9"/>
     </w:p>
     <w:p>
       <w:pPr>
         <w:pStyle w:val="a2"/>
         <w:ind w:left="360" w:firstLineChars="0" w:firstLine="0"/>
       </w:pPr>
-      <w:bookmarkStart w:id="11" w:name="_Toc234222577"/>
-      <w:bookmarkStart w:id="12" w:name="_Toc234518155"/>
-      <w:bookmarkStart w:id="13" w:name="_Toc234222576"/>
+      <w:bookmarkStart w:id="10" w:name="_Toc234222577"/>
+      <w:bookmarkStart w:id="11" w:name="_Toc234518155"/>
+      <w:bookmarkStart w:id="12" w:name="_Toc234222576"/>
       <w:r>
         <w:rPr>
           <w:rFonts w:hint="eastAsia"/>
@@ -7690,7 +7777,7 @@
       <w:r>
         <w:t xml:space="preserve">.1. </w:t>
       </w:r>
-      <w:bookmarkEnd w:id="11"/>
+      <w:bookmarkEnd w:id="10"/>
       <w:r>
         <w:t>XSS (</w:t>
       </w:r>
@@ -7700,7 +7787,7 @@
         </w:rPr>
         <w:t>댓글 등록)</w:t>
       </w:r>
-      <w:bookmarkEnd w:id="12"/>
+      <w:bookmarkEnd w:id="11"/>
     </w:p>
     <w:tbl>
       <w:tblPr>
@@ -8114,7 +8201,6 @@
               <w:rPr>
                 <w:rFonts w:hint="eastAsia"/>
               </w:rPr>
-              <w:lastRenderedPageBreak/>
               <w:t>시나리오</w:t>
             </w:r>
           </w:p>
@@ -8414,6 +8500,7 @@
               <w:rPr>
                 <w:noProof/>
               </w:rPr>
+              <w:lastRenderedPageBreak/>
               <w:drawing>
                 <wp:inline distT="0" distB="0" distL="0" distR="0" wp14:anchorId="0F8B6952" wp14:editId="41761915">
                   <wp:extent cx="4320000" cy="2799474"/>
@@ -8541,7 +8628,6 @@
               <w:rPr>
                 <w:rFonts w:hint="eastAsia"/>
               </w:rPr>
-              <w:lastRenderedPageBreak/>
               <w:t>2</w:t>
             </w:r>
             <w:r>
@@ -8995,6 +9081,7 @@
               <w:rPr>
                 <w:rFonts w:hint="eastAsia"/>
               </w:rPr>
+              <w:lastRenderedPageBreak/>
               <w:t>발생</w:t>
             </w:r>
           </w:p>
@@ -9278,18 +9365,17 @@
       <w:pPr>
         <w:pStyle w:val="a2"/>
       </w:pPr>
-      <w:bookmarkStart w:id="14" w:name="_Toc234518156"/>
+      <w:bookmarkStart w:id="13" w:name="_Toc234518156"/>
       <w:r>
         <w:rPr>
           <w:rFonts w:hint="eastAsia"/>
         </w:rPr>
-        <w:lastRenderedPageBreak/>
         <w:t>3</w:t>
       </w:r>
       <w:r>
         <w:t xml:space="preserve">.2. </w:t>
       </w:r>
-      <w:bookmarkEnd w:id="13"/>
+      <w:bookmarkEnd w:id="12"/>
       <w:r>
         <w:rPr>
           <w:rFonts w:hint="eastAsia"/>
@@ -9347,7 +9433,7 @@
         </w:rPr>
         <w:t>로그 수정)</w:t>
       </w:r>
-      <w:bookmarkEnd w:id="14"/>
+      <w:bookmarkEnd w:id="13"/>
     </w:p>
     <w:tbl>
       <w:tblPr>
@@ -10007,6 +10093,7 @@
               <w:rPr>
                 <w:noProof/>
               </w:rPr>
+              <w:lastRenderedPageBreak/>
               <w:drawing>
                 <wp:inline distT="0" distB="0" distL="0" distR="0" wp14:anchorId="4F7B9A29" wp14:editId="71EF97C4">
                   <wp:extent cx="4320000" cy="2534233"/>
@@ -10212,7 +10299,6 @@
               <w:rPr>
                 <w:noProof/>
               </w:rPr>
-              <w:lastRenderedPageBreak/>
               <w:drawing>
                 <wp:inline distT="0" distB="0" distL="0" distR="0" wp14:anchorId="51647ABA" wp14:editId="16C505CB">
                   <wp:extent cx="4320000" cy="2468422"/>
@@ -10415,6 +10501,7 @@
               <w:rPr>
                 <w:noProof/>
               </w:rPr>
+              <w:lastRenderedPageBreak/>
               <w:drawing>
                 <wp:inline distT="0" distB="0" distL="0" distR="0" wp14:anchorId="1F7BF685" wp14:editId="71AD0183">
                   <wp:extent cx="4320000" cy="2445441"/>
@@ -10750,11 +10837,7 @@
               <w:cnfStyle w:val="000000000000" w:firstRow="0" w:lastRow="0" w:firstColumn="0" w:lastColumn="0" w:oddVBand="0" w:evenVBand="0" w:oddHBand="0" w:evenHBand="0" w:firstRowFirstColumn="0" w:firstRowLastColumn="0" w:lastRowFirstColumn="0" w:lastRowLastColumn="0"/>
             </w:pPr>
             <w:r>
-              <w:t xml:space="preserve">개인정보를 포함한 게시글이 타인에게 노출 및 수정될 가능성이 있으므로, </w:t>
-            </w:r>
-            <w:r>
-              <w:lastRenderedPageBreak/>
-              <w:t>사용자들에게 서비스에 대한 신뢰를 잃게 함</w:t>
+              <w:t>개인정보를 포함한 게시글이 타인에게 노출 및 수정될 가능성이 있으므로, 사용자들에게 서비스에 대한 신뢰를 잃게 함</w:t>
             </w:r>
           </w:p>
         </w:tc>
@@ -10787,7 +10870,6 @@
               <w:rPr>
                 <w:rFonts w:hint="eastAsia"/>
               </w:rPr>
-              <w:lastRenderedPageBreak/>
               <w:t>발생</w:t>
             </w:r>
           </w:p>
@@ -11019,7 +11101,7 @@
       <w:pPr>
         <w:pStyle w:val="a2"/>
       </w:pPr>
-      <w:bookmarkStart w:id="15" w:name="_Toc234518157"/>
+      <w:bookmarkStart w:id="14" w:name="_Toc234518157"/>
       <w:r>
         <w:rPr>
           <w:rFonts w:hint="eastAsia"/>
@@ -11041,7 +11123,7 @@
         </w:rPr>
         <w:t>(보호소 회원 인증 파일 등록)</w:t>
       </w:r>
-      <w:bookmarkEnd w:id="15"/>
+      <w:bookmarkEnd w:id="14"/>
     </w:p>
     <w:tbl>
       <w:tblPr>
@@ -11299,6 +11381,7 @@
                 <w:rFonts w:asciiTheme="majorHAnsi" w:eastAsiaTheme="majorHAnsi" w:hAnsiTheme="majorHAnsi" w:cs="굴림"/>
                 <w:sz w:val="20"/>
               </w:rPr>
+              <w:lastRenderedPageBreak/>
               <w:t>profileEditS.mp</w:t>
             </w:r>
           </w:p>
@@ -11327,6 +11410,7 @@
               <w:rPr>
                 <w:rFonts w:cs="Times New Roman"/>
               </w:rPr>
+              <w:lastRenderedPageBreak/>
               <w:t>file_original_name</w:t>
             </w:r>
           </w:p>
@@ -11366,6 +11450,7 @@
               <w:rPr>
                 <w:rFonts w:hint="eastAsia"/>
               </w:rPr>
+              <w:lastRenderedPageBreak/>
               <w:t>정보수정페이지</w:t>
             </w:r>
           </w:p>
@@ -11402,6 +11487,7 @@
               <w:rPr>
                 <w:rFonts w:hint="eastAsia"/>
               </w:rPr>
+              <w:lastRenderedPageBreak/>
               <w:t>취약점</w:t>
             </w:r>
           </w:p>
@@ -11675,7 +11761,6 @@
               <w:rPr>
                 <w:noProof/>
               </w:rPr>
-              <w:lastRenderedPageBreak/>
               <w:drawing>
                 <wp:inline distT="0" distB="0" distL="0" distR="0" wp14:anchorId="1A812463" wp14:editId="675DA7DB">
                   <wp:extent cx="4319494" cy="3233420"/>
@@ -11825,6 +11910,7 @@
               <w:rPr>
                 <w:noProof/>
               </w:rPr>
+              <w:lastRenderedPageBreak/>
               <w:drawing>
                 <wp:inline distT="0" distB="0" distL="0" distR="0" wp14:anchorId="0EFD57C0" wp14:editId="281C1667">
                   <wp:extent cx="4319606" cy="2486025"/>
@@ -12010,7 +12096,6 @@
               <w:rPr>
                 <w:noProof/>
               </w:rPr>
-              <w:lastRenderedPageBreak/>
               <w:drawing>
                 <wp:inline distT="0" distB="0" distL="0" distR="0" wp14:anchorId="589422FE" wp14:editId="460F3F3E">
                   <wp:extent cx="4320000" cy="2243308"/>
@@ -12453,7 +12538,11 @@
               <w:cnfStyle w:val="000000100000" w:firstRow="0" w:lastRow="0" w:firstColumn="0" w:lastColumn="0" w:oddVBand="0" w:evenVBand="0" w:oddHBand="1" w:evenHBand="0" w:firstRowFirstColumn="0" w:firstRowLastColumn="0" w:lastRowFirstColumn="0" w:lastRowLastColumn="0"/>
             </w:pPr>
             <w:r>
-              <w:t>웹 서버를 발판으로 내부 네트워크의 다른 서버(DB 서버 등)로 침투를 시도하는 거점으로 악용됨</w:t>
+              <w:t xml:space="preserve">웹 서버를 발판으로 내부 네트워크의 다른 </w:t>
+            </w:r>
+            <w:r>
+              <w:lastRenderedPageBreak/>
+              <w:t>서버(DB 서버 등)로 침투를 시도하는 거점으로 악용됨</w:t>
             </w:r>
           </w:p>
         </w:tc>
@@ -12484,6 +12573,7 @@
               <w:rPr>
                 <w:rFonts w:hint="eastAsia"/>
               </w:rPr>
+              <w:lastRenderedPageBreak/>
               <w:t>발생</w:t>
             </w:r>
           </w:p>
@@ -12819,6 +12909,99 @@
     <w:p>
       <w:pPr>
         <w:pStyle w:val="ac"/>
+      </w:pPr>
+    </w:p>
+    <w:p>
+      <w:pPr>
+        <w:pStyle w:val="ac"/>
+      </w:pPr>
+    </w:p>
+    <w:p>
+      <w:pPr>
+        <w:pStyle w:val="ac"/>
+      </w:pPr>
+    </w:p>
+    <w:p>
+      <w:pPr>
+        <w:pStyle w:val="ac"/>
+      </w:pPr>
+    </w:p>
+    <w:p>
+      <w:pPr>
+        <w:pStyle w:val="ac"/>
+      </w:pPr>
+    </w:p>
+    <w:p>
+      <w:pPr>
+        <w:pStyle w:val="ac"/>
+      </w:pPr>
+    </w:p>
+    <w:p>
+      <w:pPr>
+        <w:pStyle w:val="ac"/>
+      </w:pPr>
+    </w:p>
+    <w:p>
+      <w:pPr>
+        <w:pStyle w:val="ac"/>
+      </w:pPr>
+    </w:p>
+    <w:p>
+      <w:pPr>
+        <w:pStyle w:val="ac"/>
+      </w:pPr>
+    </w:p>
+    <w:p>
+      <w:pPr>
+        <w:pStyle w:val="ac"/>
+      </w:pPr>
+    </w:p>
+    <w:p>
+      <w:pPr>
+        <w:pStyle w:val="ac"/>
+      </w:pPr>
+    </w:p>
+    <w:p>
+      <w:pPr>
+        <w:pStyle w:val="ac"/>
+      </w:pPr>
+    </w:p>
+    <w:p>
+      <w:pPr>
+        <w:pStyle w:val="ac"/>
+      </w:pPr>
+    </w:p>
+    <w:p>
+      <w:pPr>
+        <w:pStyle w:val="ac"/>
+      </w:pPr>
+    </w:p>
+    <w:p>
+      <w:pPr>
+        <w:pStyle w:val="ac"/>
+      </w:pPr>
+    </w:p>
+    <w:p>
+      <w:pPr>
+        <w:pStyle w:val="ac"/>
+      </w:pPr>
+    </w:p>
+    <w:p>
+      <w:pPr>
+        <w:pStyle w:val="ac"/>
+      </w:pPr>
+    </w:p>
+    <w:p>
+      <w:pPr>
+        <w:pStyle w:val="ac"/>
+      </w:pPr>
+    </w:p>
+    <w:p>
+      <w:pPr>
+        <w:pStyle w:val="ac"/>
+        <w:rPr>
+          <w:rFonts w:hint="eastAsia"/>
+        </w:rPr>
       </w:pPr>
     </w:p>
     <w:p>
@@ -12830,7 +13013,7 @@
         </w:numPr>
         <w:ind w:left="403" w:hanging="403"/>
       </w:pPr>
-      <w:bookmarkStart w:id="16" w:name="_Toc234518158"/>
+      <w:bookmarkStart w:id="15" w:name="_Toc234518158"/>
       <w:r>
         <w:lastRenderedPageBreak/>
         <w:t xml:space="preserve">4. </w:t>
@@ -12841,13 +13024,13 @@
         </w:rPr>
         <w:t>보안 권고안</w:t>
       </w:r>
-      <w:bookmarkEnd w:id="16"/>
+      <w:bookmarkEnd w:id="15"/>
     </w:p>
     <w:p>
       <w:pPr>
         <w:pStyle w:val="a2"/>
       </w:pPr>
-      <w:bookmarkStart w:id="17" w:name="_Toc234518159"/>
+      <w:bookmarkStart w:id="16" w:name="_Toc234518159"/>
       <w:r>
         <w:rPr>
           <w:rFonts w:hint="eastAsia"/>
@@ -12859,6 +13042,403 @@
       </w:r>
       <w:r>
         <w:t>XSS (댓글 등록)</w:t>
+      </w:r>
+      <w:bookmarkEnd w:id="16"/>
+    </w:p>
+    <w:tbl>
+      <w:tblPr>
+        <w:tblStyle w:val="-1"/>
+        <w:tblW w:w="9151" w:type="dxa"/>
+        <w:jc w:val="center"/>
+        <w:tblBorders>
+          <w:insideH w:val="single" w:sz="8" w:space="0" w:color="9CC2E5" w:themeColor="accent1" w:themeTint="99"/>
+          <w:insideV w:val="single" w:sz="8" w:space="0" w:color="9CC2E5" w:themeColor="accent1" w:themeTint="99"/>
+        </w:tblBorders>
+        <w:tblLook w:val="04A0" w:firstRow="1" w:lastRow="0" w:firstColumn="1" w:lastColumn="0" w:noHBand="0" w:noVBand="1"/>
+      </w:tblPr>
+      <w:tblGrid>
+        <w:gridCol w:w="1449"/>
+        <w:gridCol w:w="7687"/>
+        <w:gridCol w:w="15"/>
+      </w:tblGrid>
+      <w:tr>
+        <w:trPr>
+          <w:cnfStyle w:val="100000000000" w:firstRow="1" w:lastRow="0" w:firstColumn="0" w:lastColumn="0" w:oddVBand="0" w:evenVBand="0" w:oddHBand="0" w:evenHBand="0" w:firstRowFirstColumn="0" w:firstRowLastColumn="0" w:lastRowFirstColumn="0" w:lastRowLastColumn="0"/>
+          <w:trHeight w:val="47"/>
+          <w:jc w:val="center"/>
+        </w:trPr>
+        <w:tc>
+          <w:tcPr>
+            <w:cnfStyle w:val="001000000000" w:firstRow="0" w:lastRow="0" w:firstColumn="1" w:lastColumn="0" w:oddVBand="0" w:evenVBand="0" w:oddHBand="0" w:evenHBand="0" w:firstRowFirstColumn="0" w:firstRowLastColumn="0" w:lastRowFirstColumn="0" w:lastRowLastColumn="0"/>
+            <w:tcW w:w="792" w:type="pct"/>
+            <w:tcBorders>
+              <w:top w:val="single" w:sz="4" w:space="0" w:color="auto"/>
+              <w:left w:val="single" w:sz="4" w:space="0" w:color="auto"/>
+              <w:bottom w:val="single" w:sz="4" w:space="0" w:color="auto"/>
+              <w:right w:val="single" w:sz="4" w:space="0" w:color="auto"/>
+            </w:tcBorders>
+            <w:shd w:val="clear" w:color="auto" w:fill="7F7F7F" w:themeFill="text1" w:themeFillTint="80"/>
+            <w:vAlign w:val="center"/>
+            <w:hideMark/>
+          </w:tcPr>
+          <w:p>
+            <w:pPr>
+              <w:pStyle w:val="a9"/>
+              <w:rPr>
+                <w:rStyle w:val="ad"/>
+                <w:i w:val="0"/>
+              </w:rPr>
+            </w:pPr>
+            <w:r>
+              <w:rPr>
+                <w:rStyle w:val="ad"/>
+                <w:rFonts w:hint="eastAsia"/>
+                <w:i w:val="0"/>
+              </w:rPr>
+              <w:t>취약점 항목</w:t>
+            </w:r>
+          </w:p>
+        </w:tc>
+        <w:tc>
+          <w:tcPr>
+            <w:tcW w:w="4208" w:type="pct"/>
+            <w:gridSpan w:val="2"/>
+            <w:tcBorders>
+              <w:top w:val="single" w:sz="4" w:space="0" w:color="auto"/>
+              <w:left w:val="single" w:sz="4" w:space="0" w:color="auto"/>
+              <w:bottom w:val="single" w:sz="4" w:space="0" w:color="auto"/>
+              <w:right w:val="single" w:sz="4" w:space="0" w:color="auto"/>
+            </w:tcBorders>
+            <w:shd w:val="clear" w:color="auto" w:fill="auto"/>
+            <w:hideMark/>
+          </w:tcPr>
+          <w:p>
+            <w:pPr>
+              <w:pStyle w:val="a9"/>
+              <w:cnfStyle w:val="100000000000" w:firstRow="1" w:lastRow="0" w:firstColumn="0" w:lastColumn="0" w:oddVBand="0" w:evenVBand="0" w:oddHBand="0" w:evenHBand="0" w:firstRowFirstColumn="0" w:firstRowLastColumn="0" w:lastRowFirstColumn="0" w:lastRowLastColumn="0"/>
+              <w:rPr>
+                <w:rStyle w:val="ad"/>
+                <w:i w:val="0"/>
+              </w:rPr>
+            </w:pPr>
+            <w:r>
+              <w:t>XSS (Cross-Site Scripting)</w:t>
+            </w:r>
+          </w:p>
+        </w:tc>
+      </w:tr>
+      <w:tr>
+        <w:trPr>
+          <w:cnfStyle w:val="000000100000" w:firstRow="0" w:lastRow="0" w:firstColumn="0" w:lastColumn="0" w:oddVBand="0" w:evenVBand="0" w:oddHBand="1" w:evenHBand="0" w:firstRowFirstColumn="0" w:firstRowLastColumn="0" w:lastRowFirstColumn="0" w:lastRowLastColumn="0"/>
+          <w:trHeight w:val="1077"/>
+          <w:jc w:val="center"/>
+        </w:trPr>
+        <w:tc>
+          <w:tcPr>
+            <w:cnfStyle w:val="001000000000" w:firstRow="0" w:lastRow="0" w:firstColumn="1" w:lastColumn="0" w:oddVBand="0" w:evenVBand="0" w:oddHBand="0" w:evenHBand="0" w:firstRowFirstColumn="0" w:firstRowLastColumn="0" w:lastRowFirstColumn="0" w:lastRowLastColumn="0"/>
+            <w:tcW w:w="792" w:type="pct"/>
+            <w:tcBorders>
+              <w:top w:val="single" w:sz="4" w:space="0" w:color="auto"/>
+              <w:left w:val="single" w:sz="4" w:space="0" w:color="auto"/>
+              <w:bottom w:val="single" w:sz="4" w:space="0" w:color="auto"/>
+              <w:right w:val="single" w:sz="4" w:space="0" w:color="auto"/>
+            </w:tcBorders>
+            <w:shd w:val="clear" w:color="auto" w:fill="7F7F7F" w:themeFill="text1" w:themeFillTint="80"/>
+            <w:vAlign w:val="center"/>
+            <w:hideMark/>
+          </w:tcPr>
+          <w:p>
+            <w:pPr>
+              <w:pStyle w:val="a9"/>
+              <w:rPr>
+                <w:rStyle w:val="ad"/>
+                <w:i w:val="0"/>
+              </w:rPr>
+            </w:pPr>
+            <w:r>
+              <w:rPr>
+                <w:rStyle w:val="ad"/>
+                <w:rFonts w:hint="eastAsia"/>
+                <w:i w:val="0"/>
+              </w:rPr>
+              <w:t>취약점 개요</w:t>
+            </w:r>
+          </w:p>
+        </w:tc>
+        <w:tc>
+          <w:tcPr>
+            <w:tcW w:w="4208" w:type="pct"/>
+            <w:gridSpan w:val="2"/>
+            <w:tcBorders>
+              <w:top w:val="single" w:sz="4" w:space="0" w:color="auto"/>
+              <w:left w:val="single" w:sz="4" w:space="0" w:color="auto"/>
+              <w:bottom w:val="single" w:sz="4" w:space="0" w:color="auto"/>
+              <w:right w:val="single" w:sz="4" w:space="0" w:color="auto"/>
+            </w:tcBorders>
+            <w:hideMark/>
+          </w:tcPr>
+          <w:p>
+            <w:pPr>
+              <w:pStyle w:val="a9"/>
+              <w:jc w:val="left"/>
+              <w:cnfStyle w:val="000000100000" w:firstRow="0" w:lastRow="0" w:firstColumn="0" w:lastColumn="0" w:oddVBand="0" w:evenVBand="0" w:oddHBand="1" w:evenHBand="0" w:firstRowFirstColumn="0" w:firstRowLastColumn="0" w:lastRowFirstColumn="0" w:lastRowLastColumn="0"/>
+              <w:rPr>
+                <w:rStyle w:val="ad"/>
+                <w:i w:val="0"/>
+              </w:rPr>
+            </w:pPr>
+            <w:r>
+              <w:rPr>
+                <w:rStyle w:val="ad"/>
+                <w:rFonts w:hint="eastAsia"/>
+                <w:i w:val="0"/>
+              </w:rPr>
+              <w:t>입력</w:t>
+            </w:r>
+            <w:r>
+              <w:rPr>
+                <w:rStyle w:val="ad"/>
+                <w:rFonts w:hint="eastAsia"/>
+                <w:i w:val="0"/>
+              </w:rPr>
+              <w:t xml:space="preserve"> </w:t>
+            </w:r>
+            <w:r>
+              <w:rPr>
+                <w:rStyle w:val="ad"/>
+                <w:rFonts w:hint="eastAsia"/>
+                <w:i w:val="0"/>
+              </w:rPr>
+              <w:t>값에</w:t>
+            </w:r>
+            <w:r>
+              <w:rPr>
+                <w:rStyle w:val="ad"/>
+                <w:i w:val="0"/>
+              </w:rPr>
+              <w:t xml:space="preserve"> 대한 필터링 및 출력</w:t>
+            </w:r>
+            <w:r>
+              <w:rPr>
+                <w:rStyle w:val="ad"/>
+                <w:rFonts w:hint="eastAsia"/>
+                <w:i w:val="0"/>
+              </w:rPr>
+              <w:t xml:space="preserve"> </w:t>
+            </w:r>
+            <w:r>
+              <w:rPr>
+                <w:rStyle w:val="ad"/>
+                <w:i w:val="0"/>
+              </w:rPr>
+              <w:t>값에 대한 인코딩 처리가 미흡할 경우, 악성 스크립트가 삽입되어 피해자의 브라우저에서 실행됨으로써 쿠키 탈취, 피싱, 페이지 변조 등의 공격이 가능함</w:t>
+            </w:r>
+          </w:p>
+        </w:tc>
+      </w:tr>
+      <w:tr>
+        <w:trPr>
+          <w:trHeight w:val="47"/>
+          <w:jc w:val="center"/>
+        </w:trPr>
+        <w:tc>
+          <w:tcPr>
+            <w:cnfStyle w:val="001000000000" w:firstRow="0" w:lastRow="0" w:firstColumn="1" w:lastColumn="0" w:oddVBand="0" w:evenVBand="0" w:oddHBand="0" w:evenHBand="0" w:firstRowFirstColumn="0" w:firstRowLastColumn="0" w:lastRowFirstColumn="0" w:lastRowLastColumn="0"/>
+            <w:tcW w:w="5000" w:type="pct"/>
+            <w:gridSpan w:val="3"/>
+            <w:tcBorders>
+              <w:top w:val="single" w:sz="4" w:space="0" w:color="auto"/>
+              <w:left w:val="single" w:sz="4" w:space="0" w:color="auto"/>
+              <w:bottom w:val="single" w:sz="4" w:space="0" w:color="auto"/>
+              <w:right w:val="single" w:sz="4" w:space="0" w:color="auto"/>
+            </w:tcBorders>
+            <w:shd w:val="clear" w:color="auto" w:fill="7F7F7F" w:themeFill="text1" w:themeFillTint="80"/>
+            <w:hideMark/>
+          </w:tcPr>
+          <w:p>
+            <w:pPr>
+              <w:pStyle w:val="a9"/>
+              <w:rPr>
+                <w:rStyle w:val="ad"/>
+                <w:i w:val="0"/>
+              </w:rPr>
+            </w:pPr>
+            <w:r>
+              <w:rPr>
+                <w:rStyle w:val="ad"/>
+                <w:rFonts w:hint="eastAsia"/>
+                <w:i w:val="0"/>
+              </w:rPr>
+              <w:t>보안 조치 방법</w:t>
+            </w:r>
+          </w:p>
+        </w:tc>
+      </w:tr>
+      <w:tr>
+        <w:trPr>
+          <w:gridAfter w:val="1"/>
+          <w:cnfStyle w:val="000000100000" w:firstRow="0" w:lastRow="0" w:firstColumn="0" w:lastColumn="0" w:oddVBand="0" w:evenVBand="0" w:oddHBand="1" w:evenHBand="0" w:firstRowFirstColumn="0" w:firstRowLastColumn="0" w:lastRowFirstColumn="0" w:lastRowLastColumn="0"/>
+          <w:wAfter w:w="8" w:type="pct"/>
+          <w:trHeight w:val="1247"/>
+          <w:jc w:val="center"/>
+        </w:trPr>
+        <w:tc>
+          <w:tcPr>
+            <w:cnfStyle w:val="001000000000" w:firstRow="0" w:lastRow="0" w:firstColumn="1" w:lastColumn="0" w:oddVBand="0" w:evenVBand="0" w:oddHBand="0" w:evenHBand="0" w:firstRowFirstColumn="0" w:firstRowLastColumn="0" w:lastRowFirstColumn="0" w:lastRowLastColumn="0"/>
+            <w:tcW w:w="4992" w:type="pct"/>
+            <w:gridSpan w:val="2"/>
+            <w:tcBorders>
+              <w:top w:val="single" w:sz="4" w:space="0" w:color="auto"/>
+              <w:left w:val="single" w:sz="4" w:space="0" w:color="auto"/>
+              <w:bottom w:val="single" w:sz="4" w:space="0" w:color="auto"/>
+              <w:right w:val="single" w:sz="4" w:space="0" w:color="auto"/>
+            </w:tcBorders>
+          </w:tcPr>
+          <w:p>
+            <w:pPr>
+              <w:pStyle w:val="ac"/>
+              <w:rPr>
+                <w:rStyle w:val="ad"/>
+                <w:rFonts w:asciiTheme="majorHAnsi" w:eastAsiaTheme="majorHAnsi" w:hAnsiTheme="majorHAnsi"/>
+                <w:b w:val="0"/>
+                <w:i w:val="0"/>
+                <w:sz w:val="20"/>
+              </w:rPr>
+            </w:pPr>
+            <w:r>
+              <w:rPr>
+                <w:rStyle w:val="ad"/>
+                <w:rFonts w:asciiTheme="majorHAnsi" w:eastAsiaTheme="majorHAnsi" w:hAnsiTheme="majorHAnsi"/>
+                <w:b w:val="0"/>
+                <w:i w:val="0"/>
+                <w:sz w:val="20"/>
+              </w:rPr>
+              <w:t>1. 입력</w:t>
+            </w:r>
+            <w:r>
+              <w:rPr>
+                <w:rStyle w:val="ad"/>
+                <w:rFonts w:asciiTheme="majorHAnsi" w:eastAsiaTheme="majorHAnsi" w:hAnsiTheme="majorHAnsi" w:hint="eastAsia"/>
+                <w:b w:val="0"/>
+                <w:i w:val="0"/>
+                <w:sz w:val="20"/>
+              </w:rPr>
+              <w:t xml:space="preserve"> </w:t>
+            </w:r>
+            <w:r>
+              <w:rPr>
+                <w:rStyle w:val="ad"/>
+                <w:rFonts w:asciiTheme="majorHAnsi" w:eastAsiaTheme="majorHAnsi" w:hAnsiTheme="majorHAnsi"/>
+                <w:b w:val="0"/>
+                <w:i w:val="0"/>
+                <w:sz w:val="20"/>
+              </w:rPr>
+              <w:t>값 검증: 사용자로부터 입력</w:t>
+            </w:r>
+            <w:r>
+              <w:rPr>
+                <w:rStyle w:val="ad"/>
+                <w:rFonts w:asciiTheme="majorHAnsi" w:eastAsiaTheme="majorHAnsi" w:hAnsiTheme="majorHAnsi" w:hint="eastAsia"/>
+                <w:b w:val="0"/>
+                <w:i w:val="0"/>
+                <w:sz w:val="20"/>
+              </w:rPr>
+              <w:t xml:space="preserve"> </w:t>
+            </w:r>
+            <w:r>
+              <w:rPr>
+                <w:rStyle w:val="ad"/>
+                <w:rFonts w:asciiTheme="majorHAnsi" w:eastAsiaTheme="majorHAnsi" w:hAnsiTheme="majorHAnsi"/>
+                <w:b w:val="0"/>
+                <w:i w:val="0"/>
+                <w:sz w:val="20"/>
+              </w:rPr>
+              <w:t>받는 모든 데이터에 대해 &lt;script&gt;, &lt;iframe&gt;, onmouseover 등의 위험한 태그 및 이벤트 핸들러가 포함되어 있는지 검사(화이트리스트 방식 권장</w:t>
+            </w:r>
+            <w:r>
+              <w:rPr>
+                <w:rStyle w:val="ad"/>
+                <w:rFonts w:asciiTheme="majorHAnsi" w:eastAsiaTheme="majorHAnsi" w:hAnsiTheme="majorHAnsi"/>
+                <w:b w:val="0"/>
+                <w:i w:val="0"/>
+                <w:sz w:val="20"/>
+              </w:rPr>
+              <w:t>)</w:t>
+            </w:r>
+          </w:p>
+          <w:p>
+            <w:pPr>
+              <w:pStyle w:val="ac"/>
+              <w:rPr>
+                <w:rStyle w:val="ad"/>
+                <w:rFonts w:asciiTheme="majorHAnsi" w:eastAsiaTheme="majorHAnsi" w:hAnsiTheme="majorHAnsi"/>
+                <w:b w:val="0"/>
+                <w:i w:val="0"/>
+                <w:sz w:val="20"/>
+              </w:rPr>
+            </w:pPr>
+          </w:p>
+          <w:p>
+            <w:pPr>
+              <w:pStyle w:val="ac"/>
+              <w:rPr>
+                <w:b w:val="0"/>
+                <w:bCs w:val="0"/>
+                <w:sz w:val="20"/>
+              </w:rPr>
+            </w:pPr>
+            <w:r>
+              <w:rPr>
+                <w:rStyle w:val="ad"/>
+                <w:rFonts w:asciiTheme="majorHAnsi" w:eastAsiaTheme="majorHAnsi" w:hAnsiTheme="majorHAnsi"/>
+                <w:b w:val="0"/>
+                <w:i w:val="0"/>
+                <w:sz w:val="20"/>
+              </w:rPr>
+              <w:t>2. 출력</w:t>
+            </w:r>
+            <w:r>
+              <w:rPr>
+                <w:rStyle w:val="ad"/>
+                <w:rFonts w:asciiTheme="majorHAnsi" w:eastAsiaTheme="majorHAnsi" w:hAnsiTheme="majorHAnsi" w:hint="eastAsia"/>
+                <w:b w:val="0"/>
+                <w:i w:val="0"/>
+                <w:sz w:val="20"/>
+              </w:rPr>
+              <w:t xml:space="preserve"> </w:t>
+            </w:r>
+            <w:r>
+              <w:rPr>
+                <w:rStyle w:val="ad"/>
+                <w:rFonts w:asciiTheme="majorHAnsi" w:eastAsiaTheme="majorHAnsi" w:hAnsiTheme="majorHAnsi"/>
+                <w:b w:val="0"/>
+                <w:i w:val="0"/>
+                <w:sz w:val="20"/>
+              </w:rPr>
+              <w:t>값 인코딩(Escaping): 데이터를 브라우저에 출력할 때 특수문자(&lt;, &gt;, &amp;, ', ")를 HTML 엔티티 코드로 변환하여 브라우저가 스크립트로 해석하지 않고 단순 문자열로 처리하도록 구현</w:t>
+            </w:r>
+          </w:p>
+        </w:tc>
+      </w:tr>
+    </w:tbl>
+    <w:p>
+      <w:pPr>
+        <w:pStyle w:val="ac"/>
+      </w:pPr>
+    </w:p>
+    <w:p>
+      <w:pPr>
+        <w:pStyle w:val="a2"/>
+      </w:pPr>
+      <w:bookmarkStart w:id="17" w:name="_Toc234518160"/>
+      <w:r>
+        <w:rPr>
+          <w:rFonts w:hint="eastAsia"/>
+        </w:rPr>
+        <w:t>4</w:t>
+      </w:r>
+      <w:r>
+        <w:t>.2 IDOR (데이터 수정)</w:t>
       </w:r>
       <w:bookmarkEnd w:id="17"/>
     </w:p>
@@ -12939,7 +13519,7 @@
               </w:rPr>
             </w:pPr>
             <w:r>
-              <w:t>XSS (Cross-Site Scripting)</w:t>
+              <w:t>IDOR (Insecure Direct Object Reference)</w:t>
             </w:r>
           </w:p>
         </w:tc>
@@ -13005,50 +13585,7 @@
               </w:rPr>
             </w:pPr>
             <w:r>
-              <w:rPr>
-                <w:rStyle w:val="ad"/>
-                <w:rFonts w:hint="eastAsia"/>
-                <w:i w:val="0"/>
-              </w:rPr>
-              <w:t>입력</w:t>
-            </w:r>
-            <w:r>
-              <w:rPr>
-                <w:rStyle w:val="ad"/>
-                <w:rFonts w:hint="eastAsia"/>
-                <w:i w:val="0"/>
-              </w:rPr>
-              <w:t xml:space="preserve"> </w:t>
-            </w:r>
-            <w:r>
-              <w:rPr>
-                <w:rStyle w:val="ad"/>
-                <w:rFonts w:hint="eastAsia"/>
-                <w:i w:val="0"/>
-              </w:rPr>
-              <w:t>값에</w:t>
-            </w:r>
-            <w:r>
-              <w:rPr>
-                <w:rStyle w:val="ad"/>
-                <w:i w:val="0"/>
-              </w:rPr>
-              <w:t xml:space="preserve"> 대한 필터링 및 출력</w:t>
-            </w:r>
-            <w:r>
-              <w:rPr>
-                <w:rStyle w:val="ad"/>
-                <w:rFonts w:hint="eastAsia"/>
-                <w:i w:val="0"/>
-              </w:rPr>
-              <w:t xml:space="preserve"> </w:t>
-            </w:r>
-            <w:r>
-              <w:rPr>
-                <w:rStyle w:val="ad"/>
-                <w:i w:val="0"/>
-              </w:rPr>
-              <w:t>값에 대한 인코딩 처리가 미흡할 경우, 악성 스크립트가 삽입되어 피해자의 브라우저에서 실행됨으로써 쿠키 탈취, 피싱, 페이지 변조 등의 공격이 가능함</w:t>
+              <w:t>데이터 수정 요청 시, 서버가 해당 자원에 대한 사용자의 권한을 검증하지 않고 파라미터(ID) 값만으로 처리를 수행하여, 타인의 데이터를 무단으로 조회, 수정, 삭제할 수 있는 취약점</w:t>
             </w:r>
           </w:p>
         </w:tc>
@@ -13130,19 +13667,12 @@
                 <w:i w:val="0"/>
                 <w:sz w:val="20"/>
               </w:rPr>
-              <w:t>1. 입력</w:t>
-            </w:r>
-            <w:r>
-              <w:rPr>
-                <w:rStyle w:val="ad"/>
-                <w:rFonts w:asciiTheme="majorHAnsi" w:eastAsiaTheme="majorHAnsi" w:hAnsiTheme="majorHAnsi" w:hint="eastAsia"/>
-                <w:b w:val="0"/>
-                <w:i w:val="0"/>
-                <w:sz w:val="20"/>
-              </w:rPr>
-              <w:t xml:space="preserve"> </w:t>
-            </w:r>
-            <w:r>
+              <w:t>1. 소유권 검증 로직 구현: 데이터 수정/조회 요청 시, 세션에 저장된 현재 로그인 사용자의 정보(User ID)와 수정하려는 자원의 소유주(Owner ID)가 일치하는지 서버 측에서 반드시 검증</w:t>
+            </w:r>
+          </w:p>
+          <w:p>
+            <w:pPr>
+              <w:pStyle w:val="ac"/>
               <w:rPr>
                 <w:rStyle w:val="ad"/>
                 <w:rFonts w:asciiTheme="majorHAnsi" w:eastAsiaTheme="majorHAnsi" w:hAnsiTheme="majorHAnsi"/>
@@ -13150,18 +13680,17 @@
                 <w:i w:val="0"/>
                 <w:sz w:val="20"/>
               </w:rPr>
-              <w:t>값 검증: 사용자로부터 입력</w:t>
-            </w:r>
-            <w:r>
-              <w:rPr>
-                <w:rStyle w:val="ad"/>
-                <w:rFonts w:asciiTheme="majorHAnsi" w:eastAsiaTheme="majorHAnsi" w:hAnsiTheme="majorHAnsi" w:hint="eastAsia"/>
+            </w:pPr>
+          </w:p>
+          <w:p>
+            <w:pPr>
+              <w:pStyle w:val="ac"/>
+              <w:rPr>
                 <w:b w:val="0"/>
-                <w:i w:val="0"/>
+                <w:bCs w:val="0"/>
                 <w:sz w:val="20"/>
               </w:rPr>
-              <w:t xml:space="preserve"> </w:t>
-            </w:r>
+            </w:pPr>
             <w:r>
               <w:rPr>
                 <w:rStyle w:val="ad"/>
@@ -13170,69 +13699,7 @@
                 <w:i w:val="0"/>
                 <w:sz w:val="20"/>
               </w:rPr>
-              <w:t>받는 모든 데이터에 대해 &lt;script&gt;, &lt;iframe&gt;, onmouseover 등의 위험한 태그 및 이벤트 핸들러가 포함되어 있는지 검사(화이트리스트 방식 권장</w:t>
-            </w:r>
-            <w:r>
-              <w:rPr>
-                <w:rStyle w:val="ad"/>
-                <w:rFonts w:asciiTheme="majorHAnsi" w:eastAsiaTheme="majorHAnsi" w:hAnsiTheme="majorHAnsi"/>
-                <w:b w:val="0"/>
-                <w:i w:val="0"/>
-                <w:sz w:val="20"/>
-              </w:rPr>
-              <w:t>)</w:t>
-            </w:r>
-          </w:p>
-          <w:p>
-            <w:pPr>
-              <w:pStyle w:val="ac"/>
-              <w:rPr>
-                <w:rStyle w:val="ad"/>
-                <w:rFonts w:asciiTheme="majorHAnsi" w:eastAsiaTheme="majorHAnsi" w:hAnsiTheme="majorHAnsi"/>
-                <w:b w:val="0"/>
-                <w:i w:val="0"/>
-                <w:sz w:val="20"/>
-              </w:rPr>
-            </w:pPr>
-          </w:p>
-          <w:p>
-            <w:pPr>
-              <w:pStyle w:val="ac"/>
-              <w:rPr>
-                <w:b w:val="0"/>
-                <w:bCs w:val="0"/>
-                <w:sz w:val="20"/>
-              </w:rPr>
-            </w:pPr>
-            <w:r>
-              <w:rPr>
-                <w:rStyle w:val="ad"/>
-                <w:rFonts w:asciiTheme="majorHAnsi" w:eastAsiaTheme="majorHAnsi" w:hAnsiTheme="majorHAnsi"/>
-                <w:b w:val="0"/>
-                <w:i w:val="0"/>
-                <w:sz w:val="20"/>
-              </w:rPr>
-              <w:t>2. 출력</w:t>
-            </w:r>
-            <w:r>
-              <w:rPr>
-                <w:rStyle w:val="ad"/>
-                <w:rFonts w:asciiTheme="majorHAnsi" w:eastAsiaTheme="majorHAnsi" w:hAnsiTheme="majorHAnsi" w:hint="eastAsia"/>
-                <w:b w:val="0"/>
-                <w:i w:val="0"/>
-                <w:sz w:val="20"/>
-              </w:rPr>
-              <w:t xml:space="preserve"> </w:t>
-            </w:r>
-            <w:r>
-              <w:rPr>
-                <w:rStyle w:val="ad"/>
-                <w:rFonts w:asciiTheme="majorHAnsi" w:eastAsiaTheme="majorHAnsi" w:hAnsiTheme="majorHAnsi"/>
-                <w:b w:val="0"/>
-                <w:i w:val="0"/>
-                <w:sz w:val="20"/>
-              </w:rPr>
-              <w:t>값 인코딩(Escaping): 데이터를 브라우저에 출력할 때 특수문자(&lt;, &gt;, &amp;, ', ")를 HTML 엔티티 코드로 변환하여 브라우저가 스크립트로 해석하지 않고 단순 문자열로 처리하도록 구현</w:t>
+              <w:t>2. 간접 참조 식별자 사용: 데이터베이스의 기본 키(PK) 값을 직접 노출하지 말고, 매핑된 무작위 값(UUID 등)을 사용하여 식별자가 직접 추측되지 않도록 설계</w:t>
             </w:r>
           </w:p>
         </w:tc>
@@ -13247,7 +13714,7 @@
       <w:pPr>
         <w:pStyle w:val="a2"/>
       </w:pPr>
-      <w:bookmarkStart w:id="18" w:name="_Toc234518160"/>
+      <w:bookmarkStart w:id="18" w:name="_Toc234518161"/>
       <w:r>
         <w:rPr>
           <w:rFonts w:hint="eastAsia"/>
@@ -13255,7 +13722,7 @@
         <w:t>4</w:t>
       </w:r>
       <w:r>
-        <w:t>.2 IDOR (데이터 수정)</w:t>
+        <w:t>.3 File Upload</w:t>
       </w:r>
       <w:bookmarkEnd w:id="18"/>
     </w:p>
@@ -13336,7 +13803,7 @@
               </w:rPr>
             </w:pPr>
             <w:r>
-              <w:t>IDOR (Insecure Direct Object Reference)</w:t>
+              <w:t>File Upload (Arbitrary File Upload)</w:t>
             </w:r>
           </w:p>
         </w:tc>
@@ -13402,7 +13869,16 @@
               </w:rPr>
             </w:pPr>
             <w:r>
-              <w:t>데이터 수정 요청 시, 서버가 해당 자원에 대한 사용자의 권한을 검증하지 않고 파라미터(ID) 값만으로 처리를 수행하여, 타인의 데이터를 무단으로 조회, 수정, 삭제할 수 있는 취약점</w:t>
+              <w:t>파일 업로드 시 확장자나 파일 내용에 대한 검증이 미흡할 경우, 웹</w:t>
+            </w:r>
+            <w:r>
+              <w:rPr>
+                <w:rFonts w:hint="eastAsia"/>
+              </w:rPr>
+              <w:t xml:space="preserve"> </w:t>
+            </w:r>
+            <w:r>
+              <w:t>쉘(Web Shell)과 같은 악성 실행 파일이 서버에 저장 및 실행되어 시스템 제어권을 탈취당할 수 있는 위험</w:t>
             </w:r>
           </w:p>
         </w:tc>
@@ -13484,7 +13960,7 @@
                 <w:i w:val="0"/>
                 <w:sz w:val="20"/>
               </w:rPr>
-              <w:t>1. 소유권 검증 로직 구현: 데이터 수정/조회 요청 시, 세션에 저장된 현재 로그인 사용자의 정보(User ID)와 수정하려는 자원의 소유주(Owner ID)가 일치하는지 서버 측에서 반드시 검증</w:t>
+              <w:t>1. 확장자 화이트리스트 제한: 허용된 확장자(예: jpg, png 등) 외에는 업로드를 원천 차단하며, 서버 내에서 파일의 실제 MIME 타입을 검사</w:t>
             </w:r>
           </w:p>
           <w:p>
@@ -13503,264 +13979,14 @@
             <w:pPr>
               <w:pStyle w:val="ac"/>
               <w:rPr>
-                <w:b w:val="0"/>
-                <w:bCs w:val="0"/>
-                <w:sz w:val="20"/>
-              </w:rPr>
-            </w:pPr>
-            <w:r>
-              <w:rPr>
                 <w:rStyle w:val="ad"/>
                 <w:rFonts w:asciiTheme="majorHAnsi" w:eastAsiaTheme="majorHAnsi" w:hAnsiTheme="majorHAnsi"/>
                 <w:b w:val="0"/>
                 <w:i w:val="0"/>
                 <w:sz w:val="20"/>
               </w:rPr>
-              <w:t>2. 간접 참조 식별자 사용: 데이터베이스의 기본 키(PK) 값을 직접 노출하지 말고, 매핑된 무작위 값(UUID 등)을 사용하여 식별자가 직접 추측되지 않도록 설계</w:t>
-            </w:r>
-          </w:p>
-        </w:tc>
-      </w:tr>
-    </w:tbl>
-    <w:p>
-      <w:pPr>
-        <w:pStyle w:val="ac"/>
-      </w:pPr>
-    </w:p>
-    <w:p>
-      <w:pPr>
-        <w:pStyle w:val="a2"/>
-      </w:pPr>
-      <w:bookmarkStart w:id="19" w:name="_Toc234518161"/>
-      <w:r>
-        <w:rPr>
-          <w:rFonts w:hint="eastAsia"/>
-        </w:rPr>
-        <w:t>4</w:t>
-      </w:r>
-      <w:r>
-        <w:t>.3 File Upload</w:t>
-      </w:r>
-      <w:bookmarkEnd w:id="19"/>
-    </w:p>
-    <w:tbl>
-      <w:tblPr>
-        <w:tblStyle w:val="-1"/>
-        <w:tblW w:w="9151" w:type="dxa"/>
-        <w:jc w:val="center"/>
-        <w:tblBorders>
-          <w:insideH w:val="single" w:sz="8" w:space="0" w:color="9CC2E5" w:themeColor="accent1" w:themeTint="99"/>
-          <w:insideV w:val="single" w:sz="8" w:space="0" w:color="9CC2E5" w:themeColor="accent1" w:themeTint="99"/>
-        </w:tblBorders>
-        <w:tblLook w:val="04A0" w:firstRow="1" w:lastRow="0" w:firstColumn="1" w:lastColumn="0" w:noHBand="0" w:noVBand="1"/>
-      </w:tblPr>
-      <w:tblGrid>
-        <w:gridCol w:w="1449"/>
-        <w:gridCol w:w="7687"/>
-        <w:gridCol w:w="15"/>
-      </w:tblGrid>
-      <w:tr>
-        <w:trPr>
-          <w:cnfStyle w:val="100000000000" w:firstRow="1" w:lastRow="0" w:firstColumn="0" w:lastColumn="0" w:oddVBand="0" w:evenVBand="0" w:oddHBand="0" w:evenHBand="0" w:firstRowFirstColumn="0" w:firstRowLastColumn="0" w:lastRowFirstColumn="0" w:lastRowLastColumn="0"/>
-          <w:trHeight w:val="47"/>
-          <w:jc w:val="center"/>
-        </w:trPr>
-        <w:tc>
-          <w:tcPr>
-            <w:cnfStyle w:val="001000000000" w:firstRow="0" w:lastRow="0" w:firstColumn="1" w:lastColumn="0" w:oddVBand="0" w:evenVBand="0" w:oddHBand="0" w:evenHBand="0" w:firstRowFirstColumn="0" w:firstRowLastColumn="0" w:lastRowFirstColumn="0" w:lastRowLastColumn="0"/>
-            <w:tcW w:w="792" w:type="pct"/>
-            <w:tcBorders>
-              <w:top w:val="single" w:sz="4" w:space="0" w:color="auto"/>
-              <w:left w:val="single" w:sz="4" w:space="0" w:color="auto"/>
-              <w:bottom w:val="single" w:sz="4" w:space="0" w:color="auto"/>
-              <w:right w:val="single" w:sz="4" w:space="0" w:color="auto"/>
-            </w:tcBorders>
-            <w:shd w:val="clear" w:color="auto" w:fill="7F7F7F" w:themeFill="text1" w:themeFillTint="80"/>
-            <w:vAlign w:val="center"/>
-            <w:hideMark/>
-          </w:tcPr>
-          <w:p>
-            <w:pPr>
-              <w:pStyle w:val="a9"/>
-              <w:rPr>
-                <w:rStyle w:val="ad"/>
-                <w:i w:val="0"/>
-              </w:rPr>
-            </w:pPr>
-            <w:r>
-              <w:rPr>
-                <w:rStyle w:val="ad"/>
-                <w:rFonts w:hint="eastAsia"/>
-                <w:i w:val="0"/>
-              </w:rPr>
-              <w:t>취약점 항목</w:t>
-            </w:r>
-          </w:p>
-        </w:tc>
-        <w:tc>
-          <w:tcPr>
-            <w:tcW w:w="4208" w:type="pct"/>
-            <w:gridSpan w:val="2"/>
-            <w:tcBorders>
-              <w:top w:val="single" w:sz="4" w:space="0" w:color="auto"/>
-              <w:left w:val="single" w:sz="4" w:space="0" w:color="auto"/>
-              <w:bottom w:val="single" w:sz="4" w:space="0" w:color="auto"/>
-              <w:right w:val="single" w:sz="4" w:space="0" w:color="auto"/>
-            </w:tcBorders>
-            <w:shd w:val="clear" w:color="auto" w:fill="auto"/>
-            <w:hideMark/>
-          </w:tcPr>
-          <w:p>
-            <w:pPr>
-              <w:pStyle w:val="a9"/>
-              <w:cnfStyle w:val="100000000000" w:firstRow="1" w:lastRow="0" w:firstColumn="0" w:lastColumn="0" w:oddVBand="0" w:evenVBand="0" w:oddHBand="0" w:evenHBand="0" w:firstRowFirstColumn="0" w:firstRowLastColumn="0" w:lastRowFirstColumn="0" w:lastRowLastColumn="0"/>
-              <w:rPr>
-                <w:rStyle w:val="ad"/>
-                <w:i w:val="0"/>
-              </w:rPr>
-            </w:pPr>
-            <w:r>
-              <w:t>File Upload (Arbitrary File Upload)</w:t>
-            </w:r>
-          </w:p>
-        </w:tc>
-      </w:tr>
-      <w:tr>
-        <w:trPr>
-          <w:cnfStyle w:val="000000100000" w:firstRow="0" w:lastRow="0" w:firstColumn="0" w:lastColumn="0" w:oddVBand="0" w:evenVBand="0" w:oddHBand="1" w:evenHBand="0" w:firstRowFirstColumn="0" w:firstRowLastColumn="0" w:lastRowFirstColumn="0" w:lastRowLastColumn="0"/>
-          <w:trHeight w:val="1077"/>
-          <w:jc w:val="center"/>
-        </w:trPr>
-        <w:tc>
-          <w:tcPr>
-            <w:cnfStyle w:val="001000000000" w:firstRow="0" w:lastRow="0" w:firstColumn="1" w:lastColumn="0" w:oddVBand="0" w:evenVBand="0" w:oddHBand="0" w:evenHBand="0" w:firstRowFirstColumn="0" w:firstRowLastColumn="0" w:lastRowFirstColumn="0" w:lastRowLastColumn="0"/>
-            <w:tcW w:w="792" w:type="pct"/>
-            <w:tcBorders>
-              <w:top w:val="single" w:sz="4" w:space="0" w:color="auto"/>
-              <w:left w:val="single" w:sz="4" w:space="0" w:color="auto"/>
-              <w:bottom w:val="single" w:sz="4" w:space="0" w:color="auto"/>
-              <w:right w:val="single" w:sz="4" w:space="0" w:color="auto"/>
-            </w:tcBorders>
-            <w:shd w:val="clear" w:color="auto" w:fill="7F7F7F" w:themeFill="text1" w:themeFillTint="80"/>
-            <w:vAlign w:val="center"/>
-            <w:hideMark/>
-          </w:tcPr>
-          <w:p>
-            <w:pPr>
-              <w:pStyle w:val="a9"/>
-              <w:rPr>
-                <w:rStyle w:val="ad"/>
-                <w:i w:val="0"/>
-              </w:rPr>
-            </w:pPr>
-            <w:r>
-              <w:rPr>
-                <w:rStyle w:val="ad"/>
-                <w:rFonts w:hint="eastAsia"/>
-                <w:i w:val="0"/>
-              </w:rPr>
-              <w:t>취약점 개요</w:t>
-            </w:r>
-          </w:p>
-        </w:tc>
-        <w:tc>
-          <w:tcPr>
-            <w:tcW w:w="4208" w:type="pct"/>
-            <w:gridSpan w:val="2"/>
-            <w:tcBorders>
-              <w:top w:val="single" w:sz="4" w:space="0" w:color="auto"/>
-              <w:left w:val="single" w:sz="4" w:space="0" w:color="auto"/>
-              <w:bottom w:val="single" w:sz="4" w:space="0" w:color="auto"/>
-              <w:right w:val="single" w:sz="4" w:space="0" w:color="auto"/>
-            </w:tcBorders>
-            <w:hideMark/>
-          </w:tcPr>
-          <w:p>
-            <w:pPr>
-              <w:pStyle w:val="a9"/>
-              <w:jc w:val="left"/>
-              <w:cnfStyle w:val="000000100000" w:firstRow="0" w:lastRow="0" w:firstColumn="0" w:lastColumn="0" w:oddVBand="0" w:evenVBand="0" w:oddHBand="1" w:evenHBand="0" w:firstRowFirstColumn="0" w:firstRowLastColumn="0" w:lastRowFirstColumn="0" w:lastRowLastColumn="0"/>
-              <w:rPr>
-                <w:rStyle w:val="ad"/>
-                <w:i w:val="0"/>
-              </w:rPr>
-            </w:pPr>
-            <w:r>
-              <w:t>파일 업로드 시 확장자나 파일 내용에 대한 검증이 미흡할 경우, 웹</w:t>
-            </w:r>
-            <w:r>
-              <w:rPr>
-                <w:rFonts w:hint="eastAsia"/>
-              </w:rPr>
-              <w:t xml:space="preserve"> </w:t>
-            </w:r>
-            <w:r>
-              <w:t>쉘(Web Shell)과 같은 악성 실행 파일이 서버에 저장 및 실행되어 시스템 제어권을 탈취당할 수 있는 위험</w:t>
-            </w:r>
-          </w:p>
-        </w:tc>
-      </w:tr>
-      <w:tr>
-        <w:trPr>
-          <w:trHeight w:val="47"/>
-          <w:jc w:val="center"/>
-        </w:trPr>
-        <w:tc>
-          <w:tcPr>
-            <w:cnfStyle w:val="001000000000" w:firstRow="0" w:lastRow="0" w:firstColumn="1" w:lastColumn="0" w:oddVBand="0" w:evenVBand="0" w:oddHBand="0" w:evenHBand="0" w:firstRowFirstColumn="0" w:firstRowLastColumn="0" w:lastRowFirstColumn="0" w:lastRowLastColumn="0"/>
-            <w:tcW w:w="5000" w:type="pct"/>
-            <w:gridSpan w:val="3"/>
-            <w:tcBorders>
-              <w:top w:val="single" w:sz="4" w:space="0" w:color="auto"/>
-              <w:left w:val="single" w:sz="4" w:space="0" w:color="auto"/>
-              <w:bottom w:val="single" w:sz="4" w:space="0" w:color="auto"/>
-              <w:right w:val="single" w:sz="4" w:space="0" w:color="auto"/>
-            </w:tcBorders>
-            <w:shd w:val="clear" w:color="auto" w:fill="7F7F7F" w:themeFill="text1" w:themeFillTint="80"/>
-            <w:hideMark/>
-          </w:tcPr>
-          <w:p>
-            <w:pPr>
-              <w:pStyle w:val="a9"/>
-              <w:rPr>
-                <w:rStyle w:val="ad"/>
-                <w:i w:val="0"/>
-              </w:rPr>
-            </w:pPr>
-            <w:r>
-              <w:rPr>
-                <w:rStyle w:val="ad"/>
-                <w:rFonts w:hint="eastAsia"/>
-                <w:i w:val="0"/>
-              </w:rPr>
-              <w:t>보안 조치 방법</w:t>
-            </w:r>
-          </w:p>
-        </w:tc>
-      </w:tr>
-      <w:tr>
-        <w:trPr>
-          <w:gridAfter w:val="1"/>
-          <w:cnfStyle w:val="000000100000" w:firstRow="0" w:lastRow="0" w:firstColumn="0" w:lastColumn="0" w:oddVBand="0" w:evenVBand="0" w:oddHBand="1" w:evenHBand="0" w:firstRowFirstColumn="0" w:firstRowLastColumn="0" w:lastRowFirstColumn="0" w:lastRowLastColumn="0"/>
-          <w:wAfter w:w="8" w:type="pct"/>
-          <w:trHeight w:val="1247"/>
-          <w:jc w:val="center"/>
-        </w:trPr>
-        <w:tc>
-          <w:tcPr>
-            <w:cnfStyle w:val="001000000000" w:firstRow="0" w:lastRow="0" w:firstColumn="1" w:lastColumn="0" w:oddVBand="0" w:evenVBand="0" w:oddHBand="0" w:evenHBand="0" w:firstRowFirstColumn="0" w:firstRowLastColumn="0" w:lastRowFirstColumn="0" w:lastRowLastColumn="0"/>
-            <w:tcW w:w="4992" w:type="pct"/>
-            <w:gridSpan w:val="2"/>
-            <w:tcBorders>
-              <w:top w:val="single" w:sz="4" w:space="0" w:color="auto"/>
-              <w:left w:val="single" w:sz="4" w:space="0" w:color="auto"/>
-              <w:bottom w:val="single" w:sz="4" w:space="0" w:color="auto"/>
-              <w:right w:val="single" w:sz="4" w:space="0" w:color="auto"/>
-            </w:tcBorders>
-          </w:tcPr>
-          <w:p>
-            <w:pPr>
-              <w:pStyle w:val="ac"/>
+            </w:pPr>
+            <w:r>
               <w:rPr>
                 <w:rStyle w:val="ad"/>
                 <w:rFonts w:asciiTheme="majorHAnsi" w:eastAsiaTheme="majorHAnsi" w:hAnsiTheme="majorHAnsi"/>
@@ -13768,7 +13994,19 @@
                 <w:i w:val="0"/>
                 <w:sz w:val="20"/>
               </w:rPr>
-            </w:pPr>
+              <w:lastRenderedPageBreak/>
+              <w:t>2. 파일명 재정의: 업로드</w:t>
+            </w:r>
+            <w:r>
+              <w:rPr>
+                <w:rStyle w:val="ad"/>
+                <w:rFonts w:asciiTheme="majorHAnsi" w:eastAsiaTheme="majorHAnsi" w:hAnsiTheme="majorHAnsi" w:hint="eastAsia"/>
+                <w:b w:val="0"/>
+                <w:i w:val="0"/>
+                <w:sz w:val="20"/>
+              </w:rPr>
+              <w:t xml:space="preserve"> </w:t>
+            </w:r>
             <w:r>
               <w:rPr>
                 <w:rStyle w:val="ad"/>
@@ -13777,7 +14015,7 @@
                 <w:i w:val="0"/>
                 <w:sz w:val="20"/>
               </w:rPr>
-              <w:t>1. 확장자 화이트리스트 제한: 허용된 확장자(예: jpg, png 등) 외에는 업로드를 원천 차단하며, 서버 내에서 파일의 실제 MIME 타입을 검사</w:t>
+              <w:t>되는 파일명은 시스템에서 무작위로 생성하여 사용하고, 기존 파일명은 DB에 별도 저장하여 경로 탐색 공격 방지</w:t>
             </w:r>
           </w:p>
           <w:p>
@@ -13796,74 +14034,19 @@
             <w:pPr>
               <w:pStyle w:val="ac"/>
               <w:rPr>
+                <w:b w:val="0"/>
+                <w:bCs w:val="0"/>
+                <w:sz w:val="20"/>
+              </w:rPr>
+            </w:pPr>
+            <w:r>
+              <w:rPr>
                 <w:rStyle w:val="ad"/>
                 <w:rFonts w:asciiTheme="majorHAnsi" w:eastAsiaTheme="majorHAnsi" w:hAnsiTheme="majorHAnsi"/>
                 <w:b w:val="0"/>
                 <w:i w:val="0"/>
                 <w:sz w:val="20"/>
               </w:rPr>
-            </w:pPr>
-            <w:r>
-              <w:rPr>
-                <w:rStyle w:val="ad"/>
-                <w:rFonts w:asciiTheme="majorHAnsi" w:eastAsiaTheme="majorHAnsi" w:hAnsiTheme="majorHAnsi"/>
-                <w:b w:val="0"/>
-                <w:i w:val="0"/>
-                <w:sz w:val="20"/>
-              </w:rPr>
-              <w:lastRenderedPageBreak/>
-              <w:t>2. 파일명 재정의: 업로드</w:t>
-            </w:r>
-            <w:r>
-              <w:rPr>
-                <w:rStyle w:val="ad"/>
-                <w:rFonts w:asciiTheme="majorHAnsi" w:eastAsiaTheme="majorHAnsi" w:hAnsiTheme="majorHAnsi" w:hint="eastAsia"/>
-                <w:b w:val="0"/>
-                <w:i w:val="0"/>
-                <w:sz w:val="20"/>
-              </w:rPr>
-              <w:t xml:space="preserve"> </w:t>
-            </w:r>
-            <w:r>
-              <w:rPr>
-                <w:rStyle w:val="ad"/>
-                <w:rFonts w:asciiTheme="majorHAnsi" w:eastAsiaTheme="majorHAnsi" w:hAnsiTheme="majorHAnsi"/>
-                <w:b w:val="0"/>
-                <w:i w:val="0"/>
-                <w:sz w:val="20"/>
-              </w:rPr>
-              <w:t>되는 파일명은 시스템에서 무작위로 생성하여 사용하고, 기존 파일명은 DB에 별도 저장하여 경로 탐색 공격 방지</w:t>
-            </w:r>
-          </w:p>
-          <w:p>
-            <w:pPr>
-              <w:pStyle w:val="ac"/>
-              <w:rPr>
-                <w:rStyle w:val="ad"/>
-                <w:rFonts w:asciiTheme="majorHAnsi" w:eastAsiaTheme="majorHAnsi" w:hAnsiTheme="majorHAnsi"/>
-                <w:b w:val="0"/>
-                <w:i w:val="0"/>
-                <w:sz w:val="20"/>
-              </w:rPr>
-            </w:pPr>
-          </w:p>
-          <w:p>
-            <w:pPr>
-              <w:pStyle w:val="ac"/>
-              <w:rPr>
-                <w:b w:val="0"/>
-                <w:bCs w:val="0"/>
-                <w:sz w:val="20"/>
-              </w:rPr>
-            </w:pPr>
-            <w:r>
-              <w:rPr>
-                <w:rStyle w:val="ad"/>
-                <w:rFonts w:asciiTheme="majorHAnsi" w:eastAsiaTheme="majorHAnsi" w:hAnsiTheme="majorHAnsi"/>
-                <w:b w:val="0"/>
-                <w:i w:val="0"/>
-                <w:sz w:val="20"/>
-              </w:rPr>
               <w:t>3. 실행 권한 제한: 업로드 디렉토리에 대한 웹 서버의 실행 권한(Execute Permission)을 제거하고, 파일을 별도의 물리적 서버나 외부 스토리지에 저장하여 직접 실행 방지</w:t>
             </w:r>
           </w:p>
@@ -13872,10 +14055,13 @@
     </w:tbl>
     <w:p>
       <w:pPr>
-        <w:pStyle w:val="ac"/>
+        <w:rPr>
+          <w:rFonts w:hint="eastAsia"/>
+        </w:rPr>
       </w:pPr>
+      <w:bookmarkStart w:id="19" w:name="_GoBack"/>
+      <w:bookmarkEnd w:id="19"/>
     </w:p>
-    <w:p/>
     <w:sectPr>
       <w:footerReference w:type="default" r:id="rId21"/>
       <w:footerReference w:type="first" r:id="rId22"/>
